--- a/Homework/HWVaporSalesManager/VaporSalesReport.docx
+++ b/Homework/HWVaporSalesManager/VaporSalesReport.docx
@@ -15,7 +15,20 @@
         <w:pStyle w:val="Subtitle"/>
       </w:pPr>
       <w:r>
-        <w:t>CSSE 220, [Student1FullName], [Student2FullName]</w:t>
+        <w:t xml:space="preserve">CSSE 220, </w:t>
+      </w:r>
+      <w:r>
+        <w:t>Luke Mowery,</w:t>
+      </w:r>
+      <w:r>
+        <w:t xml:space="preserve"> </w:t>
+      </w:r>
+      <w:r>
+        <w:rPr>
+          <w:i/>
+          <w:iCs/>
+        </w:rPr>
+        <w:t>Will Gebelein</w:t>
       </w:r>
     </w:p>
     <w:p>
@@ -45,10 +58,42 @@
         <w:br/>
       </w:r>
       <w:r>
-        <w:rPr>
-          <w:highlight w:val="yellow"/>
-        </w:rPr>
-        <w:t>RESPOND HERE</w:t>
+        <w:t xml:space="preserve">We need to give what we currently have in our code, so that it does not make entirely new variables to </w:t>
+      </w:r>
+      <w:r>
+        <w:t>store and</w:t>
+      </w:r>
+      <w:r>
+        <w:t xml:space="preserve"> </w:t>
+      </w:r>
+      <w:r>
+        <w:t>know</w:t>
+      </w:r>
+      <w:r>
+        <w:t xml:space="preserve"> what we </w:t>
+      </w:r>
+      <w:r>
+        <w:t xml:space="preserve">already </w:t>
+      </w:r>
+      <w:r>
+        <w:t xml:space="preserve">had to </w:t>
+      </w:r>
+      <w:r>
+        <w:t>complete the task</w:t>
+      </w:r>
+      <w:r>
+        <w:t xml:space="preserve">. </w:t>
+      </w:r>
+      <w:r>
+        <w:t xml:space="preserve">We even gave context </w:t>
+      </w:r>
+      <w:proofErr w:type="gramStart"/>
+      <w:r>
+        <w:t>of</w:t>
+      </w:r>
+      <w:proofErr w:type="gramEnd"/>
+      <w:r>
+        <w:t xml:space="preserve"> the task, to better explain what we were trying to complete. </w:t>
       </w:r>
       <w:r>
         <w:br/>
@@ -67,59 +112,66 @@
           <w:i/>
           <w:iCs/>
         </w:rPr>
-        <w:t>For each of the three tasks, s</w:t>
-      </w:r>
-      <w:r>
-        <w:rPr>
-          <w:i/>
-          <w:iCs/>
-        </w:rPr>
-        <w:t xml:space="preserve">ketch out an idea of what you think </w:t>
-      </w:r>
-      <w:r>
-        <w:rPr>
-          <w:i/>
-          <w:iCs/>
-        </w:rPr>
-        <w:t>will be</w:t>
-      </w:r>
-      <w:r>
-        <w:rPr>
-          <w:i/>
-          <w:iCs/>
-        </w:rPr>
-        <w:t xml:space="preserve"> the best way to implement the feature. (This could be on </w:t>
-      </w:r>
-      <w:r>
-        <w:rPr>
-          <w:i/>
-          <w:iCs/>
-        </w:rPr>
-        <w:t xml:space="preserve">a </w:t>
-      </w:r>
-      <w:r>
-        <w:rPr>
-          <w:i/>
-          <w:iCs/>
-        </w:rPr>
-        <w:t>whiteboard, or with comments forming an outline/pseudocode in the method.)</w:t>
-      </w:r>
-      <w:r>
-        <w:rPr>
-          <w:i/>
-          <w:iCs/>
-        </w:rPr>
-        <w:t xml:space="preserve"> </w:t>
+        <w:t xml:space="preserve">For each of the three tasks, sketch out an idea of what you think will be the best way to implement the feature. (This could be on a whiteboard, or with comments forming an outline/pseudocode in the method.) </w:t>
       </w:r>
       <w:r>
         <w:br/>
       </w:r>
       <w:r>
-        <w:rPr>
-          <w:highlight w:val="yellow"/>
-        </w:rPr>
-        <w:t>INSERT WHITEBOARD PHOTOS/PSEUDOCODE SCREENSHOTS HERE</w:t>
-      </w:r>
+        <w:drawing>
+          <wp:inline distT="0" distB="0" distL="0" distR="0" wp14:anchorId="28D40E27" wp14:editId="0ECD1AC9">
+            <wp:extent cx="3053443" cy="4071257"/>
+            <wp:effectExtent l="0" t="0" r="0" b="5715"/>
+            <wp:docPr id="120764353" name="Picture 6"/>
+            <wp:cNvGraphicFramePr>
+              <a:graphicFrameLocks xmlns:a="http://schemas.openxmlformats.org/drawingml/2006/main" noChangeAspect="1"/>
+            </wp:cNvGraphicFramePr>
+            <a:graphic xmlns:a="http://schemas.openxmlformats.org/drawingml/2006/main">
+              <a:graphicData uri="http://schemas.openxmlformats.org/drawingml/2006/picture">
+                <pic:pic xmlns:pic="http://schemas.openxmlformats.org/drawingml/2006/picture">
+                  <pic:nvPicPr>
+                    <pic:cNvPr id="0" name="Picture 14"/>
+                    <pic:cNvPicPr>
+                      <a:picLocks noChangeAspect="1" noChangeArrowheads="1"/>
+                    </pic:cNvPicPr>
+                  </pic:nvPicPr>
+                  <pic:blipFill>
+                    <a:blip r:embed="rId5">
+                      <a:extLst>
+                        <a:ext uri="{28A0092B-C50C-407E-A947-70E740481C1C}">
+                          <a14:useLocalDpi xmlns:a14="http://schemas.microsoft.com/office/drawing/2010/main" val="0"/>
+                        </a:ext>
+                      </a:extLst>
+                    </a:blip>
+                    <a:srcRect/>
+                    <a:stretch>
+                      <a:fillRect/>
+                    </a:stretch>
+                  </pic:blipFill>
+                  <pic:spPr bwMode="auto">
+                    <a:xfrm>
+                      <a:off x="0" y="0"/>
+                      <a:ext cx="3055523" cy="4074031"/>
+                    </a:xfrm>
+                    <a:prstGeom prst="rect">
+                      <a:avLst/>
+                    </a:prstGeom>
+                    <a:noFill/>
+                    <a:ln>
+                      <a:noFill/>
+                    </a:ln>
+                  </pic:spPr>
+                </pic:pic>
+              </a:graphicData>
+            </a:graphic>
+          </wp:inline>
+        </w:drawing>
+      </w:r>
+    </w:p>
+    <w:p>
+      <w:pPr>
+        <w:pStyle w:val="ListParagraph"/>
+      </w:pPr>
       <w:r>
         <w:br/>
       </w:r>
@@ -137,16 +189,25 @@
           <w:i/>
           <w:iCs/>
         </w:rPr>
+        <w:lastRenderedPageBreak/>
         <w:t xml:space="preserve">Which GenAI tool did your team select, and why? </w:t>
       </w:r>
       <w:r>
         <w:br/>
       </w:r>
       <w:r>
-        <w:rPr>
-          <w:highlight w:val="yellow"/>
-        </w:rPr>
-        <w:t>RESPOND HERE</w:t>
+        <w:t xml:space="preserve">We used </w:t>
+      </w:r>
+      <w:proofErr w:type="spellStart"/>
+      <w:r>
+        <w:t>ChatGTP</w:t>
+      </w:r>
+      <w:proofErr w:type="spellEnd"/>
+      <w:r>
+        <w:t xml:space="preserve"> and Copilot, because </w:t>
+      </w:r>
+      <w:r>
+        <w:t xml:space="preserve">they were able to take what we have and mostly complete the task we were trying to finish when making new chunks of code. </w:t>
       </w:r>
     </w:p>
     <w:p>
@@ -263,10 +324,18 @@
         <w:br/>
       </w:r>
       <w:r>
-        <w:rPr>
-          <w:highlight w:val="yellow"/>
-        </w:rPr>
-        <w:t>RESPOND HERE</w:t>
+        <w:t xml:space="preserve">About </w:t>
+      </w:r>
+      <w:r>
+        <w:t xml:space="preserve">as good because it was able to maintain the variables we were currently using, but it did not pass the AI tests and can be hard to decode </w:t>
+      </w:r>
+      <w:proofErr w:type="gramStart"/>
+      <w:r>
+        <w:t>in order to</w:t>
+      </w:r>
+      <w:proofErr w:type="gramEnd"/>
+      <w:r>
+        <w:t xml:space="preserve"> solve the problem within the code. </w:t>
       </w:r>
     </w:p>
     <w:p>
@@ -292,9 +361,9 @@
         <w:tblLook w:val="04A0" w:firstRow="1" w:lastRow="0" w:firstColumn="1" w:lastColumn="0" w:noHBand="0" w:noVBand="1"/>
       </w:tblPr>
       <w:tblGrid>
-        <w:gridCol w:w="1975"/>
-        <w:gridCol w:w="2610"/>
-        <w:gridCol w:w="4045"/>
+        <w:gridCol w:w="919"/>
+        <w:gridCol w:w="6285"/>
+        <w:gridCol w:w="1426"/>
       </w:tblGrid>
       <w:tr>
         <w:tc>
@@ -354,6 +423,9 @@
         </w:tc>
       </w:tr>
       <w:tr>
+        <w:trPr>
+          <w:trHeight w:val="800"/>
+        </w:trPr>
         <w:tc>
           <w:tcPr>
             <w:tcW w:w="1975" w:type="dxa"/>
@@ -379,9 +451,17 @@
             </w:pPr>
             <w:r>
               <w:rPr>
-                <w:highlight w:val="yellow"/>
+                <w:rStyle w:val="normaltextrun"/>
+                <w:rFonts w:ascii="Aptos" w:hAnsi="Aptos" w:cs="Segoe UI"/>
               </w:rPr>
-              <w:t>TODO</w:t>
+              <w:t>https://chatgpt.com/share/6abec245-7ef8-83ea-8da4-bd82d893e8e7</w:t>
+            </w:r>
+            <w:r>
+              <w:rPr>
+                <w:rStyle w:val="eop"/>
+                <w:rFonts w:ascii="Aptos" w:hAnsi="Aptos" w:cs="Segoe UI"/>
+              </w:rPr>
+              <w:t> </w:t>
             </w:r>
           </w:p>
         </w:tc>
@@ -396,12 +476,17 @@
             </w:pPr>
             <w:r>
               <w:rPr>
-                <w:highlight w:val="yellow"/>
+                <w:rStyle w:val="normaltextrun"/>
+                <w:rFonts w:ascii="Aptos" w:hAnsi="Aptos" w:cs="Segoe UI"/>
               </w:rPr>
-              <w:t>TODO</w:t>
+              <w:t>Used to attempt to complete all GenAI tasks</w:t>
             </w:r>
             <w:r>
-              <w:t xml:space="preserve"> [e.g., “used for implicit game creation task”]</w:t>
+              <w:rPr>
+                <w:rStyle w:val="eop"/>
+                <w:rFonts w:ascii="Aptos" w:hAnsi="Aptos" w:cs="Segoe UI"/>
+              </w:rPr>
+              <w:t> </w:t>
             </w:r>
           </w:p>
         </w:tc>
@@ -417,13 +502,7 @@
               <w:ind w:left="0"/>
             </w:pPr>
             <w:r>
-              <w:t>Conversation #</w:t>
-            </w:r>
-            <w:r>
-              <w:t>2</w:t>
-            </w:r>
-            <w:r>
-              <w:t>:</w:t>
+              <w:t>Conversation #2:</w:t>
             </w:r>
           </w:p>
         </w:tc>
@@ -436,6 +515,9 @@
               <w:pStyle w:val="ListParagraph"/>
               <w:ind w:left="0"/>
             </w:pPr>
+            <w:r>
+              <w:t>https://m365.cloud.microsoft/hwav2/chat/conversation/36b34617-215f-4c5e-afde-e5384ba784c8?version=19.2609.52011.0&amp;capabilities=interopPromise%2CsuspendOnClose%2CautoStart&amp;client-request-id=81ada577-fa14-1940-a120-79d384414c68&amp;appstate=suspended&amp;SSRDesktopTest=2 </w:t>
+            </w:r>
           </w:p>
         </w:tc>
         <w:tc>
@@ -447,6 +529,9 @@
               <w:pStyle w:val="ListParagraph"/>
               <w:ind w:left="0"/>
             </w:pPr>
+            <w:r>
+              <w:t>Used to determine issues with GenAI tasks</w:t>
+            </w:r>
           </w:p>
         </w:tc>
       </w:tr>
@@ -465,7 +550,6 @@
           <w:i/>
           <w:iCs/>
         </w:rPr>
-        <w:lastRenderedPageBreak/>
         <w:t xml:space="preserve">Summarize (in 1-2 paragraphs with complete sentences) what you learned from this assignment about GenAI-assisted software development. </w:t>
       </w:r>
       <w:r>
@@ -503,10 +587,77 @@
         <w:br/>
       </w:r>
       <w:r>
-        <w:rPr>
-          <w:highlight w:val="yellow"/>
-        </w:rPr>
-        <w:t>RESPOND HERE</w:t>
+        <w:t xml:space="preserve">GenAi-assisted software development is bit of a double-edge sword. It’s capable of </w:t>
+      </w:r>
+      <w:r>
+        <w:lastRenderedPageBreak/>
+        <w:t xml:space="preserve">creating code that </w:t>
+      </w:r>
+      <w:r>
+        <w:t>gets</w:t>
+      </w:r>
+      <w:r>
+        <w:t xml:space="preserve"> the job done and done correctly. It can also save time and energy without </w:t>
+      </w:r>
+      <w:r>
+        <w:t>needing</w:t>
+      </w:r>
+      <w:r>
+        <w:t xml:space="preserve"> to think </w:t>
+      </w:r>
+      <w:r>
+        <w:t xml:space="preserve">on how to write the code line by line. However, sometimes it can misread the question and put out code that does not </w:t>
+      </w:r>
+      <w:r>
+        <w:t xml:space="preserve">complete the task at hand. It can also write the code in strange </w:t>
+      </w:r>
+      <w:r>
+        <w:t>ways</w:t>
+      </w:r>
+      <w:r>
+        <w:t xml:space="preserve"> that</w:t>
+      </w:r>
+      <w:r>
+        <w:t xml:space="preserve"> makes</w:t>
+      </w:r>
+      <w:r>
+        <w:t xml:space="preserve"> the coder </w:t>
+      </w:r>
+      <w:r>
+        <w:t xml:space="preserve">unable to </w:t>
+      </w:r>
+      <w:r>
+        <w:t>understand, making it harder to explain and fix the program. Overall, when it comes to using GenAi-</w:t>
+      </w:r>
+      <w:r>
+        <w:t>assisted</w:t>
+      </w:r>
+      <w:r>
+        <w:t xml:space="preserve"> software for coding, </w:t>
+      </w:r>
+      <w:r>
+        <w:t xml:space="preserve">it’s important to give it as much information as possible to get it correctly the first time </w:t>
+      </w:r>
+      <w:r>
+        <w:t>around and</w:t>
+      </w:r>
+      <w:r>
+        <w:t xml:space="preserve"> be prepared to fix any issues with</w:t>
+      </w:r>
+      <w:r>
+        <w:t>in</w:t>
+      </w:r>
+      <w:r>
+        <w:t xml:space="preserve"> the code. </w:t>
+      </w:r>
+      <w:r>
+        <w:t xml:space="preserve">It </w:t>
+      </w:r>
+      <w:r>
+        <w:t>is probably</w:t>
+      </w:r>
+      <w:r>
+        <w:t xml:space="preserve"> best to avoid using too much AI as possible to better write and understand code by yourself. </w:t>
       </w:r>
       <w:r>
         <w:br/>
@@ -1223,7 +1374,6 @@
   <w:style w:type="character" w:default="1" w:styleId="DefaultParagraphFont">
     <w:name w:val="Default Paragraph Font"/>
     <w:uiPriority w:val="1"/>
-    <w:semiHidden/>
     <w:unhideWhenUsed/>
   </w:style>
   <w:style w:type="table" w:default="1" w:styleId="TableNormal">
@@ -1555,6 +1705,57 @@
         <w:insideV w:val="single" w:sz="4" w:space="0" w:color="auto"/>
       </w:tblBorders>
     </w:tblPr>
+  </w:style>
+  <w:style w:type="character" w:customStyle="1" w:styleId="normaltextrun">
+    <w:name w:val="normaltextrun"/>
+    <w:basedOn w:val="DefaultParagraphFont"/>
+    <w:rsid w:val="00F15301"/>
+  </w:style>
+  <w:style w:type="character" w:customStyle="1" w:styleId="eop">
+    <w:name w:val="eop"/>
+    <w:basedOn w:val="DefaultParagraphFont"/>
+    <w:rsid w:val="00F15301"/>
+  </w:style>
+  <w:style w:type="paragraph" w:styleId="NormalWeb">
+    <w:name w:val="Normal (Web)"/>
+    <w:basedOn w:val="Normal"/>
+    <w:uiPriority w:val="99"/>
+    <w:semiHidden/>
+    <w:unhideWhenUsed/>
+    <w:rsid w:val="003221A9"/>
+    <w:rPr>
+      <w:rFonts w:ascii="Times New Roman" w:hAnsi="Times New Roman" w:cs="Times New Roman"/>
+    </w:rPr>
+  </w:style>
+  <w:style w:type="paragraph" w:styleId="HTMLPreformatted">
+    <w:name w:val="HTML Preformatted"/>
+    <w:basedOn w:val="Normal"/>
+    <w:link w:val="HTMLPreformattedChar"/>
+    <w:uiPriority w:val="99"/>
+    <w:semiHidden/>
+    <w:unhideWhenUsed/>
+    <w:rsid w:val="00693E69"/>
+    <w:pPr>
+      <w:spacing w:after="0" w:line="240" w:lineRule="auto"/>
+    </w:pPr>
+    <w:rPr>
+      <w:rFonts w:ascii="Consolas" w:hAnsi="Consolas"/>
+      <w:sz w:val="20"/>
+      <w:szCs w:val="20"/>
+    </w:rPr>
+  </w:style>
+  <w:style w:type="character" w:customStyle="1" w:styleId="HTMLPreformattedChar">
+    <w:name w:val="HTML Preformatted Char"/>
+    <w:basedOn w:val="DefaultParagraphFont"/>
+    <w:link w:val="HTMLPreformatted"/>
+    <w:uiPriority w:val="99"/>
+    <w:semiHidden/>
+    <w:rsid w:val="00693E69"/>
+    <w:rPr>
+      <w:rFonts w:ascii="Consolas" w:hAnsi="Consolas"/>
+      <w:sz w:val="20"/>
+      <w:szCs w:val="20"/>
+    </w:rPr>
   </w:style>
 </w:styles>
 </file>
